--- a/Domain-registration.docx
+++ b/Domain-registration.docx
@@ -70,17 +70,10 @@
         <w:r>
           <w:rPr>
             <w:rStyle w:val="Hyperlink"/>
-            <w:rFonts w:asciiTheme="majorHAnsi" w:hAnsiTheme="majorHAnsi" w:cstheme="majorHAnsi"/>
           </w:rPr>
-          <w:t>ambassador.anmol@nicnepal.org</w:t>
+          <w:t>contact@anmolchhetri.com.np</w:t>
         </w:r>
       </w:hyperlink>
-      <w:r>
-        <w:rPr>
-          <w:rFonts w:asciiTheme="majorHAnsi" w:hAnsiTheme="majorHAnsi" w:cstheme="majorHAnsi"/>
-        </w:rPr>
-        <w:t xml:space="preserve"> </w:t>
-      </w:r>
     </w:p>
     <w:p>
       <w:pPr>
@@ -200,14 +193,21 @@
           <w:rFonts w:asciiTheme="majorHAnsi" w:hAnsiTheme="majorHAnsi" w:cstheme="majorHAnsi"/>
           <w:sz w:val="24"/>
         </w:rPr>
-        <w:t>February 1</w:t>
-      </w:r>
-      <w:r>
-        <w:rPr>
-          <w:rFonts w:asciiTheme="majorHAnsi" w:hAnsiTheme="majorHAnsi" w:cstheme="majorHAnsi"/>
-          <w:sz w:val="24"/>
-        </w:rPr>
-        <w:t>7</w:t>
+        <w:t>May</w:t>
+      </w:r>
+      <w:r>
+        <w:rPr>
+          <w:rFonts w:asciiTheme="majorHAnsi" w:hAnsiTheme="majorHAnsi" w:cstheme="majorHAnsi"/>
+          <w:sz w:val="24"/>
+        </w:rPr>
+        <w:t xml:space="preserve"> 1</w:t>
+      </w:r>
+      <w:r>
+        <w:rPr>
+          <w:rFonts w:asciiTheme="majorHAnsi" w:hAnsiTheme="majorHAnsi" w:cstheme="majorHAnsi"/>
+          <w:sz w:val="24"/>
+        </w:rPr>
+        <w:t>5</w:t>
       </w:r>
       <w:r>
         <w:rPr>
@@ -335,7 +335,7 @@
           <w:iCs/>
           <w:sz w:val="24"/>
         </w:rPr>
-        <w:t>anmol.info</w:t>
+        <w:t>anmolchhetri</w:t>
       </w:r>
       <w:r>
         <w:rPr>
@@ -346,110 +346,159 @@
           <w:iCs/>
           <w:sz w:val="24"/>
         </w:rPr>
-        <w:t>.np</w:t>
-      </w:r>
-    </w:p>
-    <w:p>
-      <w:pPr>
-        <w:spacing w:after="0" w:line="240" w:lineRule="auto"/>
-        <w:rPr>
-          <w:rFonts w:asciiTheme="majorHAnsi" w:hAnsiTheme="majorHAnsi" w:cstheme="majorHAnsi"/>
-          <w:sz w:val="24"/>
-        </w:rPr>
-      </w:pPr>
-    </w:p>
-    <w:p>
-      <w:pPr>
-        <w:spacing w:after="0" w:line="240" w:lineRule="auto"/>
-        <w:rPr>
-          <w:rFonts w:asciiTheme="majorHAnsi" w:hAnsiTheme="majorHAnsi" w:cstheme="majorHAnsi"/>
-          <w:sz w:val="24"/>
-        </w:rPr>
-      </w:pPr>
-    </w:p>
-    <w:p>
-      <w:pPr>
-        <w:spacing w:after="0" w:line="240" w:lineRule="auto"/>
-        <w:rPr>
-          <w:rFonts w:asciiTheme="majorHAnsi" w:hAnsiTheme="majorHAnsi" w:cstheme="majorHAnsi"/>
-          <w:sz w:val="24"/>
-        </w:rPr>
-      </w:pPr>
-      <w:r>
-        <w:rPr>
-          <w:rFonts w:asciiTheme="majorHAnsi" w:hAnsiTheme="majorHAnsi" w:cstheme="majorHAnsi"/>
-          <w:sz w:val="24"/>
-        </w:rPr>
-        <w:t xml:space="preserve">Dear </w:t>
-      </w:r>
-      <w:r>
-        <w:rPr>
-          <w:rFonts w:asciiTheme="majorHAnsi" w:hAnsiTheme="majorHAnsi" w:cstheme="majorHAnsi"/>
-          <w:sz w:val="24"/>
-        </w:rPr>
-        <w:t>Sir/Madam,</w:t>
-      </w:r>
-    </w:p>
-    <w:p>
-      <w:pPr>
-        <w:spacing w:after="0" w:line="240" w:lineRule="auto"/>
-        <w:rPr>
-          <w:rFonts w:asciiTheme="majorHAnsi" w:hAnsiTheme="majorHAnsi" w:cstheme="majorHAnsi"/>
-          <w:sz w:val="24"/>
-        </w:rPr>
-      </w:pPr>
-    </w:p>
-    <w:p>
-      <w:pPr>
-        <w:spacing w:after="0" w:line="240" w:lineRule="auto"/>
-        <w:rPr>
-          <w:rFonts w:asciiTheme="majorHAnsi" w:hAnsiTheme="majorHAnsi" w:cstheme="majorHAnsi"/>
-          <w:sz w:val="24"/>
-        </w:rPr>
-      </w:pPr>
-    </w:p>
-    <w:p>
-      <w:pPr>
-        <w:spacing w:after="0" w:line="240" w:lineRule="auto"/>
-        <w:rPr>
-          <w:rFonts w:asciiTheme="majorHAnsi" w:hAnsiTheme="majorHAnsi" w:cstheme="majorHAnsi"/>
-          <w:sz w:val="24"/>
-        </w:rPr>
-      </w:pPr>
-    </w:p>
-    <w:p>
-      <w:pPr>
-        <w:spacing w:after="0" w:line="240" w:lineRule="auto"/>
-        <w:rPr>
-          <w:rFonts w:asciiTheme="majorHAnsi" w:hAnsiTheme="majorHAnsi" w:cstheme="majorHAnsi"/>
-          <w:sz w:val="24"/>
-        </w:rPr>
-      </w:pPr>
-      <w:r>
-        <w:rPr>
-          <w:rFonts w:asciiTheme="majorHAnsi" w:hAnsiTheme="majorHAnsi" w:cstheme="majorHAnsi"/>
-          <w:sz w:val="24"/>
-        </w:rPr>
-        <w:t xml:space="preserve">I am writing to kindly request the registration of the domain </w:t>
+        <w:t>.</w:t>
       </w:r>
       <w:r>
         <w:rPr>
           <w:rFonts w:asciiTheme="majorHAnsi" w:hAnsiTheme="majorHAnsi" w:cstheme="majorHAnsi"/>
           <w:b/>
           <w:bCs/>
-          <w:sz w:val="24"/>
-        </w:rPr>
-        <w:t>anmol.info</w:t>
+          <w:i/>
+          <w:iCs/>
+          <w:sz w:val="24"/>
+        </w:rPr>
+        <w:t>com</w:t>
       </w:r>
       <w:r>
         <w:rPr>
           <w:rFonts w:asciiTheme="majorHAnsi" w:hAnsiTheme="majorHAnsi" w:cstheme="majorHAnsi"/>
           <w:b/>
           <w:bCs/>
+          <w:i/>
+          <w:iCs/>
           <w:sz w:val="24"/>
         </w:rPr>
         <w:t>.np</w:t>
       </w:r>
+    </w:p>
+    <w:p>
+      <w:pPr>
+        <w:spacing w:after="0" w:line="240" w:lineRule="auto"/>
+        <w:rPr>
+          <w:rFonts w:asciiTheme="majorHAnsi" w:hAnsiTheme="majorHAnsi" w:cstheme="majorHAnsi"/>
+          <w:sz w:val="24"/>
+        </w:rPr>
+      </w:pPr>
+    </w:p>
+    <w:p>
+      <w:pPr>
+        <w:spacing w:after="0" w:line="240" w:lineRule="auto"/>
+        <w:rPr>
+          <w:rFonts w:asciiTheme="majorHAnsi" w:hAnsiTheme="majorHAnsi" w:cstheme="majorHAnsi"/>
+          <w:sz w:val="24"/>
+        </w:rPr>
+      </w:pPr>
+    </w:p>
+    <w:p>
+      <w:pPr>
+        <w:spacing w:after="0" w:line="240" w:lineRule="auto"/>
+        <w:rPr>
+          <w:rFonts w:asciiTheme="majorHAnsi" w:hAnsiTheme="majorHAnsi" w:cstheme="majorHAnsi"/>
+          <w:sz w:val="24"/>
+        </w:rPr>
+      </w:pPr>
+      <w:r>
+        <w:rPr>
+          <w:rFonts w:asciiTheme="majorHAnsi" w:hAnsiTheme="majorHAnsi" w:cstheme="majorHAnsi"/>
+          <w:sz w:val="24"/>
+        </w:rPr>
+        <w:t xml:space="preserve">Dear </w:t>
+      </w:r>
+      <w:r>
+        <w:rPr>
+          <w:rFonts w:asciiTheme="majorHAnsi" w:hAnsiTheme="majorHAnsi" w:cstheme="majorHAnsi"/>
+          <w:sz w:val="24"/>
+        </w:rPr>
+        <w:t>Sir/Madam,</w:t>
+      </w:r>
+    </w:p>
+    <w:p>
+      <w:pPr>
+        <w:spacing w:after="0" w:line="240" w:lineRule="auto"/>
+        <w:rPr>
+          <w:rFonts w:asciiTheme="majorHAnsi" w:hAnsiTheme="majorHAnsi" w:cstheme="majorHAnsi"/>
+          <w:sz w:val="24"/>
+        </w:rPr>
+      </w:pPr>
+    </w:p>
+    <w:p>
+      <w:pPr>
+        <w:spacing w:after="0" w:line="240" w:lineRule="auto"/>
+        <w:rPr>
+          <w:rFonts w:asciiTheme="majorHAnsi" w:hAnsiTheme="majorHAnsi" w:cstheme="majorHAnsi"/>
+          <w:sz w:val="24"/>
+        </w:rPr>
+      </w:pPr>
+    </w:p>
+    <w:p>
+      <w:pPr>
+        <w:spacing w:after="0" w:line="240" w:lineRule="auto"/>
+        <w:rPr>
+          <w:rFonts w:asciiTheme="majorHAnsi" w:hAnsiTheme="majorHAnsi" w:cstheme="majorHAnsi"/>
+          <w:sz w:val="24"/>
+        </w:rPr>
+      </w:pPr>
+    </w:p>
+    <w:p>
+      <w:pPr>
+        <w:spacing w:after="0" w:line="240" w:lineRule="auto"/>
+        <w:rPr>
+          <w:rFonts w:asciiTheme="majorHAnsi" w:hAnsiTheme="majorHAnsi" w:cstheme="majorHAnsi"/>
+          <w:sz w:val="24"/>
+        </w:rPr>
+      </w:pPr>
+      <w:r>
+        <w:rPr>
+          <w:rFonts w:asciiTheme="majorHAnsi" w:hAnsiTheme="majorHAnsi" w:cstheme="majorHAnsi"/>
+          <w:sz w:val="24"/>
+        </w:rPr>
+        <w:t xml:space="preserve">I am writing to kindly request the registration of the domain </w:t>
+      </w:r>
+      <w:r>
+        <w:rPr>
+          <w:rFonts w:asciiTheme="majorHAnsi" w:hAnsiTheme="majorHAnsi" w:cstheme="majorHAnsi"/>
+          <w:b/>
+          <w:bCs/>
+          <w:sz w:val="24"/>
+        </w:rPr>
+        <w:t>anmol</w:t>
+      </w:r>
+      <w:r>
+        <w:rPr>
+          <w:rFonts w:asciiTheme="majorHAnsi" w:hAnsiTheme="majorHAnsi" w:cstheme="majorHAnsi"/>
+          <w:b/>
+          <w:bCs/>
+          <w:sz w:val="24"/>
+        </w:rPr>
+        <w:t>chhetri</w:t>
+      </w:r>
+      <w:r>
+        <w:rPr>
+          <w:rFonts w:asciiTheme="majorHAnsi" w:hAnsiTheme="majorHAnsi" w:cstheme="majorHAnsi"/>
+          <w:b/>
+          <w:bCs/>
+          <w:sz w:val="24"/>
+        </w:rPr>
+        <w:t>.</w:t>
+      </w:r>
+      <w:r>
+        <w:rPr>
+          <w:rFonts w:asciiTheme="majorHAnsi" w:hAnsiTheme="majorHAnsi" w:cstheme="majorHAnsi"/>
+          <w:b/>
+          <w:bCs/>
+          <w:sz w:val="24"/>
+        </w:rPr>
+        <w:t>com</w:t>
+      </w:r>
+      <w:r>
+        <w:rPr>
+          <w:rFonts w:asciiTheme="majorHAnsi" w:hAnsiTheme="majorHAnsi" w:cstheme="majorHAnsi"/>
+          <w:b/>
+          <w:bCs/>
+          <w:sz w:val="24"/>
+        </w:rPr>
+        <w:t>.np</w:t>
+      </w:r>
       <w:r>
         <w:rPr>
           <w:rFonts w:asciiTheme="majorHAnsi" w:hAnsiTheme="majorHAnsi" w:cstheme="majorHAnsi"/>
@@ -489,7 +538,21 @@
           <w:rFonts w:asciiTheme="majorHAnsi" w:hAnsiTheme="majorHAnsi" w:cstheme="majorHAnsi"/>
           <w:sz w:val="24"/>
         </w:rPr>
-        <w:t>The domain name corresponds to my full legal name, making it suitable for personal use under the .com.np category. I intend to use this domain to host my personal website, which will help me present my professional profile, portfolio, and future projects. I understand the guidelines for .np domain registration and have ensured that all required information and documents are complete</w:t>
+        <w:t>The domain name corresponds to my full legal name, making it suitable for personal use under the .</w:t>
+      </w:r>
+      <w:r>
+        <w:rPr>
+          <w:rFonts w:asciiTheme="majorHAnsi" w:hAnsiTheme="majorHAnsi" w:cstheme="majorHAnsi"/>
+          <w:sz w:val="24"/>
+        </w:rPr>
+        <w:t>name</w:t>
+      </w:r>
+      <w:r>
+        <w:rPr>
+          <w:rFonts w:asciiTheme="majorHAnsi" w:hAnsiTheme="majorHAnsi" w:cstheme="majorHAnsi"/>
+          <w:sz w:val="24"/>
+        </w:rPr>
+        <w:t>.np category. I intend to use this domain to host my personal website, which will help me present my professional profile, portfolio, and future projects. I understand the guidelines for .np domain registration and have ensured that all required information and documents are complete</w:t>
       </w:r>
     </w:p>
     <w:p>
@@ -590,7 +653,7 @@
           <w:sz w:val="24"/>
         </w:rPr>
         <w:drawing>
-          <wp:inline distT="0" distB="0" distL="0" distR="0" wp14:anchorId="02F85142" wp14:editId="0FD4A3F2">
+          <wp:inline distT="0" distB="0" distL="0" distR="0" wp14:anchorId="02F85142" wp14:editId="5D2ACBAF">
             <wp:extent cx="835219" cy="855345"/>
             <wp:effectExtent l="8890" t="0" r="0" b="0"/>
             <wp:docPr id="1125015187" name="Picture 2"/>
